--- a/courts/tenth-circuit/utah/state/supreme-court/brief-on-the-merits/usage/OUTPUT-brief-on-the-merits.docx
+++ b/courts/tenth-circuit/utah/state/supreme-court/brief-on-the-merits/usage/OUTPUT-brief-on-the-merits.docx
@@ -2348,19 +2348,7 @@
         <w:pStyle w:val="BodyText"/>
       </w:pPr>
       <w:r>
-        <w:t xml:space="preserve">The Court of Appeals reversed the district court’s judgment, holding that because Ron’s misrepresentations were directed at Holly rather than the district court itself, they did not constitute contemptible “deceit” under Utah Code § 78B</w:t>
-      </w:r>
-      <w:r>
-        <w:noBreakHyphen/>
-      </w:r>
-      <w:r>
-        <w:t xml:space="preserve">6</w:t>
-      </w:r>
-      <w:r>
-        <w:noBreakHyphen/>
-      </w:r>
-      <w:r>
-        <w:t xml:space="preserve">301(4). However, this interpretation is not supported by either the plain text of the statute or by its context or purpose. Rather, these factors, as well as the case law of other jurisdictions and scholarly authority, support an interpretation that focuses not on who the deceit is communicated to, but rather whether the deceit interfered with the administration of justice, which Ron’s deceit clearly did.</w:t>
+        <w:t xml:space="preserve">The Court of Appeals reversed the district court’s judgment, holding that because Ron’s misrepresentations were directed at Holly rather than the district court itself, they did not constitute contemptible “deceit” under Utah Code § 78B-⁠6-⁠301(4). However, this interpretation is not supported by either the plain text of the statute or by its context or purpose. Rather, these factors, as well as the case law of other jurisdictions and scholarly authority, support an interpretation that focuses not on who the deceit is communicated to, but rather whether the deceit interfered with the administration of justice, which Ron’s deceit clearly did.</w:t>
       </w:r>
     </w:p>
     <w:p>
@@ -2498,19 +2486,7 @@
         <w:t xml:space="preserve"> </w:t>
       </w:r>
       <w:r>
-        <w:t xml:space="preserve">The Court of Appeals reversed the district court’s decision, holding that the term “deceit” in Utah Code § 78B</w:t>
-      </w:r>
-      <w:r>
-        <w:noBreakHyphen/>
-      </w:r>
-      <w:r>
-        <w:t xml:space="preserve">6</w:t>
-      </w:r>
-      <w:r>
-        <w:noBreakHyphen/>
-      </w:r>
-      <w:r>
-        <w:t xml:space="preserve">301(4) [“Subsection (4)”] is limited to actions taken toward the court itself, and not toward another party.</w:t>
+        <w:t xml:space="preserve">The Court of Appeals reversed the district court’s decision, holding that the term “deceit” in Utah Code § 78B-⁠6-⁠301(4) [“Subsection (4)”] is limited to actions taken toward the court itself, and not toward another party.</w:t>
       </w:r>
       <w:r>
         <w:rPr>
@@ -2760,19 +2736,7 @@
         <w:t xml:space="preserve"> </w:t>
       </w:r>
       <w:r>
-        <w:t xml:space="preserve">or “disobedience of a lawful judgment, order or process of the court” under Utah Code § 78B</w:t>
-      </w:r>
-      <w:r>
-        <w:noBreakHyphen/>
-      </w:r>
-      <w:r>
-        <w:t xml:space="preserve">6</w:t>
-      </w:r>
-      <w:r>
-        <w:noBreakHyphen/>
-      </w:r>
-      <w:r>
-        <w:t xml:space="preserve">301(4)–(5).</w:t>
+        <w:t xml:space="preserve">or “disobedience of a lawful judgment, order or process of the court” under Utah Code § 78B-⁠6-⁠301(4)–⁠(5).</w:t>
       </w:r>
       <w:r>
         <w:rPr>
@@ -4246,19 +4210,7 @@
         <w:pStyle w:val="BodyText"/>
       </w:pPr>
       <w:r>
-        <w:t xml:space="preserve">The first issue certified for review by this Court is the proper construction and application of Subsection (4). Subsection (4) is part of Utah Code § 78B</w:t>
-      </w:r>
-      <w:r>
-        <w:noBreakHyphen/>
-      </w:r>
-      <w:r>
-        <w:t xml:space="preserve">6</w:t>
-      </w:r>
-      <w:r>
-        <w:noBreakHyphen/>
-      </w:r>
-      <w:r>
-        <w:t xml:space="preserve">301, which lists a number of acts or omissions constituting contempt, and provides, in relevant part:</w:t>
+        <w:t xml:space="preserve">The first issue certified for review by this Court is the proper construction and application of Subsection (4). Subsection (4) is part of Utah Code § 78B-⁠6-⁠301, which lists a number of acts or omissions constituting contempt, and provides, in relevant part:</w:t>
       </w:r>
     </w:p>
     <w:p>
@@ -4274,7 +4226,7 @@
         <w:pStyle w:val="BodyText"/>
       </w:pPr>
       <w:r>
-        <w:t xml:space="preserve">proceedings are contempts of the authority of the court: . . .</w:t>
+        <w:t xml:space="preserve">proceedings are contempts of the authority of the court: ⁠. ⁠. ⁠.</w:t>
       </w:r>
     </w:p>
     <w:p>
@@ -5894,7 +5846,7 @@
         <w:pStyle w:val="BodyTextNote"/>
       </w:pPr>
       <w:r>
-        <w:t xml:space="preserve">The Fraud on the Court doctrine is part of the jurisprudence for setting aside a judgment. Under Rule 60(b) of the Utah Rules of Civil Procedure, a party may set aside a judgment on the basis of “fraud . . . , misrepresentation or other misconduct of an opposing party,”</w:t>
+        <w:t xml:space="preserve">The Fraud on the Court doctrine is part of the jurisprudence for setting aside a judgment. Under Rule 60(b) of the Utah Rules of Civil Procedure, a party may set aside a judgment on the basis of “fraud ⁠. ⁠. ⁠. ⁠, misrepresentation or other misconduct of an opposing party,”</w:t>
       </w:r>
       <w:r>
         <w:rPr>
@@ -8567,7 +8519,7 @@
         <w:t xml:space="preserve"> </w:t>
       </w:r>
       <w:r>
-        <w:t xml:space="preserve">Infra at 42–44 (Op. at ¶¶ 13–16).</w:t>
+        <w:t xml:space="preserve">Infra at 42–44 (Op. at ¶¶ 13–⁠16).</w:t>
       </w:r>
     </w:p>
   </w:footnote>
@@ -8586,7 +8538,7 @@
         <w:t xml:space="preserve"> </w:t>
       </w:r>
       <w:r>
-        <w:t xml:space="preserve">Infra at 44–46 (Op. at ¶¶ 17–20).</w:t>
+        <w:t xml:space="preserve">Infra at 44–46 (Op. at ¶¶ 17–⁠20).</w:t>
       </w:r>
     </w:p>
   </w:footnote>
@@ -8909,7 +8861,7 @@
         <w:t xml:space="preserve"> </w:t>
       </w:r>
       <w:r>
-        <w:t xml:space="preserve">Infra at 51–52 (Dist. Ct. Ruling, Findings ¶¶ 10–16) (R. at 1133–34).</w:t>
+        <w:t xml:space="preserve">Infra at 51–52 (Dist. Ct. Ruling, Findings ¶¶ 10–⁠16) (R. at 1133–34).</w:t>
       </w:r>
     </w:p>
   </w:footnote>
@@ -9175,7 +9127,7 @@
         <w:t xml:space="preserve"> </w:t>
       </w:r>
       <w:r>
-        <w:t xml:space="preserve">Infra at 52–53 (Dist. Ct. Ruling, Findings ¶¶ 20–23 &amp; Conclusions ¶ 1) (R. at 1134–35).</w:t>
+        <w:t xml:space="preserve">Infra at 52–53 (Dist. Ct. Ruling, Findings ¶¶ 20–⁠23 &amp; Conclusions ¶ 1) (R. at 1134–35).</w:t>
       </w:r>
     </w:p>
   </w:footnote>
@@ -9213,7 +9165,7 @@
         <w:t xml:space="preserve"> </w:t>
       </w:r>
       <w:r>
-        <w:t xml:space="preserve">Infra at 54 (Dist. Ct. Ruling, Judgment ¶¶ 1–3) (R. at 1136).</w:t>
+        <w:t xml:space="preserve">Infra at 54 (Dist. Ct. Ruling, Judgment ¶¶ 1–⁠3) (R. at 1136).</w:t>
       </w:r>
     </w:p>
   </w:footnote>
@@ -9308,7 +9260,7 @@
         <w:t xml:space="preserve"> </w:t>
       </w:r>
       <w:r>
-        <w:t xml:space="preserve">Infra at 42–44 (Op. at ¶¶ 13–16).</w:t>
+        <w:t xml:space="preserve">Infra at 42–44 (Op. at ¶¶ 13–⁠16).</w:t>
       </w:r>
     </w:p>
   </w:footnote>
@@ -9422,19 +9374,7 @@
         <w:t xml:space="preserve"> </w:t>
       </w:r>
       <w:r>
-        <w:t xml:space="preserve">See Bennett v. Jones Waldo Holbrook &amp; McDonough, 2003 UT 9, ¶ 74, 70 P.3d 17 (defining the tort of deceit as equivalent to common-law fraud); Van de Grift v. State, 2013 UT 11, ¶ 13, 299 P.3d 1043 (holding that “deceit” under Utah Code § 63G</w:t>
-      </w:r>
-      <w:r>
-        <w:noBreakHyphen/>
-      </w:r>
-      <w:r>
-        <w:t xml:space="preserve">7</w:t>
-      </w:r>
-      <w:r>
-        <w:noBreakHyphen/>
-      </w:r>
-      <w:r>
-        <w:t xml:space="preserve">301(5)⁠(b) refers to the common-law tort of deceit); Black’s Law Dictionary 435 (8th ed. 2004) (defining “deceit” as “a false statement of fact made by a person knowingly or recklessly . . . with the intent that someone else will act upon it”).</w:t>
+        <w:t xml:space="preserve">See Bennett v. Jones Waldo Holbrook &amp; McDonough, 2003 UT 9, ¶ 74, 70 P.3d 17 (defining the tort of deceit as equivalent to common-law fraud); Van de Grift v. State, 2013 UT 11, ¶ 13, 299 P.3d 1043 (holding that “deceit” under Utah Code § 63G-⁠7-⁠301(5)⁠(b) refers to the common-law tort of deceit); Black’s Law Dictionary 435 (8th ed. 2004) (defining “deceit” as “a false statement of fact made by a person knowingly or recklessly ⁠. ⁠. ⁠. with the intent that someone else will act upon it”).</w:t>
       </w:r>
     </w:p>
   </w:footnote>
@@ -9472,7 +9412,7 @@
         <w:t xml:space="preserve"> </w:t>
       </w:r>
       <w:r>
-        <w:t xml:space="preserve">Merriam-Webster Online Dictionary, https://www.merriam- webster.com/​dictionary/​in respect to (last visited Aug. 27, 2019); Merriam- Webster Online Thesaurus, https://www.merriam-webster.com/​thesaurus/​in respect to (last visited Aug. 27, 2019).</w:t>
+        <w:t xml:space="preserve">Merriam-Webster Online Dictionary, https://​www.​merriam- webster.com/​dictionary/​in respect to (last visited Aug. 27, 2019); Merriam- Webster Online Thesaurus, https://​www.​merriam-​webster.​com/​thesaurus/​in respect to (last visited Aug. 27, 2019).</w:t>
       </w:r>
     </w:p>
   </w:footnote>
@@ -9833,37 +9773,7 @@
         <w:t xml:space="preserve"> </w:t>
       </w:r>
       <w:r>
-        <w:t xml:space="preserve">Ala. Code § 12</w:t>
-      </w:r>
-      <w:r>
-        <w:noBreakHyphen/>
-      </w:r>
-      <w:r>
-        <w:t xml:space="preserve">1</w:t>
-      </w:r>
-      <w:r>
-        <w:noBreakHyphen/>
-      </w:r>
-      <w:r>
-        <w:t xml:space="preserve">8(4); Alaska Stat. § 9.50.010(4); Idaho Code Ann. § 7</w:t>
-      </w:r>
-      <w:r>
-        <w:noBreakHyphen/>
-      </w:r>
-      <w:r>
-        <w:t xml:space="preserve">601(4); La. Code Civ. Proc. Ann. art. 224(4); Mich. Comp. Laws § 600.1701(d); Minn. Stat. § 588.01(3)⁠(2); Mont. Code Ann. § 3</w:t>
-      </w:r>
-      <w:r>
-        <w:noBreakHyphen/>
-      </w:r>
-      <w:r>
-        <w:t xml:space="preserve">1</w:t>
-      </w:r>
-      <w:r>
-        <w:noBreakHyphen/>
-      </w:r>
-      <w:r>
-        <w:t xml:space="preserve">501(1)⁠(d); N.Y. Jud. Ct. Acts Law § 753(a)⁠(2); Wyo. R. Crim Proc. 42(a)⁠(2)⁠(B).</w:t>
+        <w:t xml:space="preserve">Ala. Code § 12-⁠1-⁠8(4); Alaska Stat. § 9.50.010(4); Idaho Code Ann. § 7-⁠601(4); La. Code Civ. Proc. Ann. art. 224(4); Mich. Comp. Laws § 600.1701(d); Minn. Stat. § 588.01(3)⁠(2); Mont. Code Ann. § 3-⁠1-⁠501(1)⁠(d); N.Y. Jud. Ct. Acts Law § 753(a)⁠(2); Wyo. R. Crim Proc. 42(a)⁠(2)⁠(B).</w:t>
       </w:r>
     </w:p>
   </w:footnote>
@@ -9901,7 +9811,7 @@
         <w:t xml:space="preserve"> </w:t>
       </w:r>
       <w:r>
-        <w:t xml:space="preserve">See, e.g., United States v. Talbot, 133 F. Supp. 120, 127–28 (D. Alaska Terr. 1955) (holding that to punish perjury as contempt under Alaska’s analog to Subsection 4, “the matter which is falsely given must be material to the matter before the court, and . . . there must be the element of obstruction of the court in the administration of justice”); Ex Parte Acock, 23 P. 1029, 1030 (Cal. 1890) (holding that “the acts of petitioner” in deceiving a sheriff to obtain property held by the sheriff for the court “were contempts within the meaning of” statute defining deceit as contempt); 21 N.Y. Jur. 2d Contempt § 21 (Rev. ed. 2019) (noting that “filing a false affidavit may constitute contempt,” but “false statements in an affidavit do not constitute contempt where the statements are immaterial to any questions in the case or where the rights or remedies of the other party have not been defeated, impeded, or prejudiced”).</w:t>
+        <w:t xml:space="preserve">See, e.g., United States v. Talbot, 133 F. Supp. 120, 127–28 (D. Alaska Terr. 1955) (holding that to punish perjury as contempt under Alaska’s analog to Subsection 4, “the matter which is falsely given must be material to the matter before the court, and ⁠. ⁠. ⁠. there must be the element of obstruction of the court in the administration of justice”); Ex Parte Acock, 23 P. 1029, 1030 (Cal. 1890) (holding that “the acts of petitioner” in deceiving a sheriff to obtain property held by the sheriff for the court “were contempts within the meaning of” statute defining deceit as contempt); 21 N.Y. Jur. 2d Contempt § 21 (Rev. ed. 2019) (noting that “filing a false affidavit may constitute contempt,” but “false statements in an affidavit do not constitute contempt where the statements are immaterial to any questions in the case or where the rights or remedies of the other party have not been defeated, impeded, or prejudiced”).</w:t>
       </w:r>
     </w:p>
   </w:footnote>
@@ -10414,7 +10324,7 @@
         <w:t xml:space="preserve"> </w:t>
       </w:r>
       <w:r>
-        <w:t xml:space="preserve">Brown, 2000 UT 89 at ¶¶ 20–26.</w:t>
+        <w:t xml:space="preserve">Brown, 2000 UT 89 at ¶¶ 20–⁠26.</w:t>
       </w:r>
     </w:p>
   </w:footnote>
@@ -10471,7 +10381,7 @@
         <w:t xml:space="preserve"> </w:t>
       </w:r>
       <w:r>
-        <w:t xml:space="preserve">Johnson, 2017 UT 76 at ¶ 47 (“When an issue has not been preserved in the trial court, but the parties argue that issue on appeal, the parties must argue an exception to preservation for the issue to be reached on its merits.”); see id. at ¶¶ 18–39 (discussing the exceptions to preservation).</w:t>
+        <w:t xml:space="preserve">Johnson, 2017 UT 76 at ¶ 47 (“When an issue has not been preserved in the trial court, but the parties argue that issue on appeal, the parties must argue an exception to preservation for the issue to be reached on its merits.”); see id. at ¶¶ 18–⁠39 (discussing the exceptions to preservation).</w:t>
       </w:r>
     </w:p>
   </w:footnote>
@@ -10528,19 +10438,7 @@
         <w:t xml:space="preserve"> </w:t>
       </w:r>
       <w:r>
-        <w:t xml:space="preserve">Utah Code § 78B</w:t>
-      </w:r>
-      <w:r>
-        <w:noBreakHyphen/>
-      </w:r>
-      <w:r>
-        <w:t xml:space="preserve">6</w:t>
-      </w:r>
-      <w:r>
-        <w:noBreakHyphen/>
-      </w:r>
-      <w:r>
-        <w:t xml:space="preserve">311(1) (allowing a court to “order the person proceeded against to pay the party aggrieved a sum of money sufficient to indemnify and satisfy the aggrieved party’s costs and expenses”); see Iota LLC v. Davco Mgmt. Co., 2016 UT App 231, ¶ 60, 391 P.3d 239 (holding that “costs and expenses” include “the attorney fees the damaged party incurred”).</w:t>
+        <w:t xml:space="preserve">Utah Code § 78B-⁠6-⁠311(1) (allowing a court to “order the person proceeded against to pay the party aggrieved a sum of money sufficient to indemnify and satisfy the aggrieved party’s costs and expenses”); see Iota LLC v. Davco Mgmt. Co., 2016 UT App 231, ¶ 60, 391 P.3d 239 (holding that “costs and expenses” include “the attorney fees the damaged party incurred”).</w:t>
       </w:r>
     </w:p>
   </w:footnote>
@@ -10559,19 +10457,7 @@
         <w:t xml:space="preserve"> </w:t>
       </w:r>
       <w:r>
-        <w:t xml:space="preserve">Utah Code § 78B</w:t>
-      </w:r>
-      <w:r>
-        <w:noBreakHyphen/>
-      </w:r>
-      <w:r>
-        <w:t xml:space="preserve">5</w:t>
-      </w:r>
-      <w:r>
-        <w:noBreakHyphen/>
-      </w:r>
-      <w:r>
-        <w:t xml:space="preserve">825(1) (providing for an award of reasonable attorney fees “if the court determines that the action or defense to the action was without merit and not brought or asserted in good faith”).</w:t>
+        <w:t xml:space="preserve">Utah Code § 78B-⁠5-⁠825(1) (providing for an award of reasonable attorney fees “if the court determines that the action or defense to the action was without merit and not brought or asserted in good faith”).</w:t>
       </w:r>
     </w:p>
   </w:footnote>
@@ -11351,6 +11237,7 @@
     <w:unhideWhenUsed/>
     <w:qFormat/>
     <w:pPr>
+      <w:keepLines/>
       <w:spacing w:before="0" w:after="140" w:line="299" w:lineRule="exact"/>
     </w:pPr>
     <w:rPr>
@@ -11601,6 +11488,33 @@
     <w:pPr>
       <w:spacing w:before="0" w:after="0" w:line="299" w:lineRule="exact"/>
       <w:ind w:left="2160" w:hanging="720"/>
+    </w:pPr>
+  </w:style>
+  <w:style w:type="paragraph" w:customStyle="1" w:styleId="XdQuoteList1">
+    <w:name w:val="Xd Quote List 1"/>
+    <w:basedOn w:val="Normal"/>
+    <w:qFormat/>
+    <w:pPr>
+      <w:spacing w:before="0" w:after="0" w:line="299" w:lineRule="exact"/>
+      <w:ind w:left="1440" w:right="720" w:hanging="720"/>
+    </w:pPr>
+  </w:style>
+  <w:style w:type="paragraph" w:customStyle="1" w:styleId="XdQuoteList2">
+    <w:name w:val="Xd Quote List 2"/>
+    <w:basedOn w:val="Normal"/>
+    <w:qFormat/>
+    <w:pPr>
+      <w:spacing w:before="0" w:after="0" w:line="299" w:lineRule="exact"/>
+      <w:ind w:left="2160" w:right="720" w:hanging="720"/>
+    </w:pPr>
+  </w:style>
+  <w:style w:type="paragraph" w:customStyle="1" w:styleId="XdQuoteList3">
+    <w:name w:val="Xd Quote List 3"/>
+    <w:basedOn w:val="Normal"/>
+    <w:qFormat/>
+    <w:pPr>
+      <w:spacing w:before="0" w:after="0" w:line="299" w:lineRule="exact"/>
+      <w:ind w:left="2880" w:right="720" w:hanging="720"/>
     </w:pPr>
   </w:style>
   <w:style w:type="paragraph" w:customStyle="1" w:styleId="SourceCode">

--- a/courts/tenth-circuit/utah/state/supreme-court/brief-on-the-merits/usage/OUTPUT-brief-on-the-merits.docx
+++ b/courts/tenth-circuit/utah/state/supreme-court/brief-on-the-merits/usage/OUTPUT-brief-on-the-merits.docx
@@ -1389,7 +1389,7 @@
         <w:tab/>
       </w:r>
       <w:r>
-        <w:t xml:space="preserve">13</w:t>
+        <w:t xml:space="preserve">14</w:t>
       </w:r>
     </w:p>
     <w:p>
@@ -1603,7 +1603,7 @@
         <w:tab/>
       </w:r>
       <w:r>
-        <w:t xml:space="preserve">13</w:t>
+        <w:t xml:space="preserve">14</w:t>
       </w:r>
     </w:p>
     <w:p>
@@ -1709,7 +1709,7 @@
         <w:tab/>
       </w:r>
       <w:r>
-        <w:t xml:space="preserve">14</w:t>
+        <w:t xml:space="preserve">15</w:t>
       </w:r>
     </w:p>
     <w:p>
@@ -2083,7 +2083,7 @@
         <w:tab/>
       </w:r>
       <w:r>
-        <w:t xml:space="preserve">18</w:t>
+        <w:t xml:space="preserve">19</w:t>
       </w:r>
     </w:p>
     <w:p>
@@ -2243,7 +2243,7 @@
         <w:tab/>
       </w:r>
       <w:r>
-        <w:t xml:space="preserve">23</w:t>
+        <w:t xml:space="preserve">24</w:t>
       </w:r>
     </w:p>
     <w:p>
@@ -2283,7 +2283,7 @@
         <w:tab/>
       </w:r>
       <w:r>
-        <w:t xml:space="preserve">28</w:t>
+        <w:t xml:space="preserve">29</w:t>
       </w:r>
     </w:p>
     <w:p>
@@ -2305,7 +2305,7 @@
         <w:tab/>
       </w:r>
       <w:r>
-        <w:t xml:space="preserve">29</w:t>
+        <w:t xml:space="preserve">30</w:t>
       </w:r>
     </w:p>
     <w:p>
@@ -2450,19 +2450,7 @@
         <w:pStyle w:val="BodyTextNote"/>
       </w:pPr>
       <w:r>
-        <w:t xml:space="preserve">Issue One: Whether the Court of Appeals erred in its construction and application of Subsection 78B</w:t>
-      </w:r>
-      <w:r>
-        <w:noBreakHyphen/>
-      </w:r>
-      <w:r>
-        <w:t xml:space="preserve">6</w:t>
-      </w:r>
-      <w:r>
-        <w:noBreakHyphen/>
-      </w:r>
-      <w:r>
-        <w:t xml:space="preserve">301(4) of the Utah Code.</w:t>
+        <w:t xml:space="preserve">Issue One: Whether the Court of Appeals erred in its construction and application of Subsection 78B-⁠6-⁠301(4) of the Utah Code.</w:t>
       </w:r>
       <w:r>
         <w:rPr>
@@ -2532,19 +2520,7 @@
         <w:pStyle w:val="BodyTextNote"/>
       </w:pPr>
       <w:r>
-        <w:t xml:space="preserve">Issue Two: Whether the Court of Appeals erred in addressing the issue of the proper interpretation of Subsection 78B</w:t>
-      </w:r>
-      <w:r>
-        <w:noBreakHyphen/>
-      </w:r>
-      <w:r>
-        <w:t xml:space="preserve">6</w:t>
-      </w:r>
-      <w:r>
-        <w:noBreakHyphen/>
-      </w:r>
-      <w:r>
-        <w:t xml:space="preserve">301(4) of the Utah Code in light of the briefing on appeal. Background and Preservation. The Court of Appeals reversed the District Court’s decision on the basis that Ron’s acts did not fall within the scope of contemptible deceit under Subsection (4) as a matter of law. However, this issue was neither preserved in the district court, nor was it raised in Ron’s opening brief on appeal. Moreover, the Court of Appeals did not give the parties notice that it would consider the issue sua sponte, did not order supplemental briefing on the issue, and did not analyze whether the issue was properly considered under an exception to the general rule of waiver in its opinion. As Holly had no notice of the Court of Appeals’ action before its opinion was issued, she timely objected by raising it in her Petition for Writ of Certiorari,</w:t>
+        <w:t xml:space="preserve">Issue Two: Whether the Court of Appeals erred in addressing the issue of the proper interpretation of Subsection 78B-⁠6-⁠301(4) of the Utah Code in light of the briefing on appeal. Background and Preservation. The Court of Appeals reversed the District Court’s decision on the basis that Ron’s acts did not fall within the scope of contemptible deceit under Subsection (4) as a matter of law. However, this issue was neither preserved in the district court, nor was it raised in Ron’s opening brief on appeal. Moreover, the Court of Appeals did not give the parties notice that it would consider the issue sua sponte, did not order supplemental briefing on the issue, and did not analyze whether the issue was properly considered under an exception to the general rule of waiver in its opinion. As Holly had no notice of the Court of Appeals’ action before its opinion was issued, she timely objected by raising it in her Petition for Writ of Certiorari,</w:t>
       </w:r>
       <w:r>
         <w:rPr>
@@ -11238,7 +11214,7 @@
     <w:qFormat/>
     <w:pPr>
       <w:keepLines/>
-      <w:spacing w:before="0" w:after="140" w:line="299" w:lineRule="exact"/>
+      <w:spacing w:before="23" w:after="140" w:line="299" w:lineRule="exact"/>
     </w:pPr>
     <w:rPr>
       <w:sz w:val="26"/>
